--- a/installer/docs/user-guide.docx
+++ b/installer/docs/user-guide.docx
@@ -25,7 +25,7 @@
     </w:p>
     <w:p>
       <w:r>
-        <w:t>浏览器打开服务器地址（安装完成界面给出，形如 http://服务器IP:18080），使用管理员分配的账号登录。首次登录必须修改初始密码（新密码至少 10 位并含字母与数字），修改成功后重新登录。Win7 电脑若页面显示异常，请先安装交付介质 win7 目录中的 Firefox ESR。</w:t>
+        <w:t>浏览器打开服务器地址（安装完成界面给出，形如 http://服务器IP:18080）。首次登录必须修改初始密码（至少 10 位、含字母与数字），修改成功后重新登录。Win7 电脑页面异常时，先安装介质 win7 目录中的 Firefox ESR。</w:t>
       </w:r>
     </w:p>
     <w:p>
@@ -77,12 +77,12 @@
         <w:pStyle w:val="Heading1"/>
       </w:pPr>
       <w:r>
-        <w:t>二、界面总览与四个步骤</w:t>
+        <w:t>二、界面总览</w:t>
       </w:r>
     </w:p>
     <w:p>
       <w:r>
-        <w:t>顶部四张卡片对应业务主流程：第一步·数据上传（选择或新建方案后上传两份 Excel）、第二步·进度监控、第三步·人工调整、第四步·输出结果；侧边另有 匹配任务、数据上传、同义词配置、系统设置 入口。</w:t>
+        <w:t>顶部四张卡片即业务主流程：第一步·数据上传 → 第二步·进度监控 → 第三步·人工调整 → 第四步·输出结果；侧边有 匹配任务、数据上传、同义词配置、系统设置。</w:t>
       </w:r>
     </w:p>
     <w:p>
@@ -126,7 +126,7 @@
         <w:jc w:val="center"/>
       </w:pPr>
       <w:r>
-        <w:t>图 2 方案列表：出厂预置 A001/A002/A003/A005/A006/A007 六个正式方案</w:t>
+        <w:t>图 2 出厂预置六个正式方案</w:t>
       </w:r>
     </w:p>
     <w:p>
@@ -134,12 +134,12 @@
         <w:pStyle w:val="Heading1"/>
       </w:pPr>
       <w:r>
-        <w:t>三、出厂预置说明</w:t>
+        <w:t>三、出厂预置</w:t>
       </w:r>
     </w:p>
     <w:p>
       <w:r>
-        <w:t>1. 六个正式方案已发布可用；A007「物资类其他(跨类目)」已预置为跨类目组合方案，冻结引用 5 个子方案版本，开箱即用，也可随时人工调整。 2. 五个子方案已预置「国产进口」值映射（10→国产、11→进口），初始权重 0（不影响任何打分），启用时把该行权重调大即可。 3. 默认同义词表已内置，可在「同义词配置」中管理版本。</w:t>
+        <w:t>六个正式方案开箱可用；A007 已预置为跨类目组合方案（冻结 5 个子方案版本，可人工调整）；五个子方案已预置「国产进口」值映射（10→国产、11→进口），初始权重 0 不影响打分，启用时调大该行权重即可；默认同义词表已内置。</w:t>
       </w:r>
     </w:p>
     <w:p>
@@ -183,7 +183,7 @@
         <w:jc w:val="center"/>
       </w:pPr>
       <w:r>
-        <w:t>图 3 A007 版本记录：组合方案与其冻结的子方案版本</w:t>
+        <w:t>图 3 A007 版本与冻结子方案</w:t>
       </w:r>
     </w:p>
     <w:p>
@@ -191,12 +191,12 @@
         <w:pStyle w:val="Heading1"/>
       </w:pPr>
       <w:r>
-        <w:t>四、新建普通方案（双模板自动识别）</w:t>
+        <w:t>四、新建方案（双模板自动识别）</w:t>
       </w:r>
     </w:p>
     <w:p>
       <w:r>
-        <w:t>点「＋ 新建方案」→ 左右分别上传客户物料模板与集团码模板（Excel 首行表头）→ 系统自动识别 Sheet/表头/字段并给出一对一映射推荐（不会出现交叉多对多；可拖拽新增连线、点击连线删除；多字段组合需手动添加一条）。客户物料编码字段与集团码字段若能识别会自动填好，识别不出只需人工确认一次。</w:t>
+        <w:t>「＋ 新建方案」→ 左右上传客户物料模板与集团码模板 → 系统自动识别表头字段并给出一对一映射推荐（无交叉线；可拖拽连线新增、点线删除）；编码字段识别不出时人工确认一次。</w:t>
       </w:r>
     </w:p>
     <w:p>
@@ -240,7 +240,7 @@
         <w:jc w:val="center"/>
       </w:pPr>
       <w:r>
-        <w:t>图 4 双模板上传后自动推荐的字段映射</w:t>
+        <w:t>图 4 自动推荐的一对一映射</w:t>
       </w:r>
     </w:p>
     <w:p>
@@ -248,12 +248,12 @@
         <w:pStyle w:val="Heading1"/>
       </w:pPr>
       <w:r>
-        <w:t>五、值映射（枚举字典）</w:t>
+        <w:t>五、值映射与匹配方式</w:t>
       </w:r>
     </w:p>
     <w:p>
       <w:r>
-        <w:t>每行映射右侧「值映射」列可打开配置窗：系统列出两侧候选值（仅当左右两列都呈低基数重复特征才提示候选，绝不自动配对），由人工逐条建立对应关系（如 10→国产）。未配置的值（如 12）不会被猜测，匹配时保留原样并转人工确认。</w:t>
+        <w:t>行右侧「值映射」弹窗仅列出两侧候选值，绝不自动猜测配对，由人工逐条确认（如 10→国产）；未配置的值（如 12）保留原样并转人工。匹配方式只有 精确匹配/智能匹配；勾选「冲突阻断」后该字段得分为 0 时总分保留但禁止自动通过、转人工并标注「关键字段不一致」。设置完成后「校验并发布」，每次发布生成新版本，历史任务不受影响。</w:t>
       </w:r>
     </w:p>
     <w:p>
@@ -297,12 +297,7 @@
         <w:jc w:val="center"/>
       </w:pPr>
       <w:r>
-        <w:t>图 5 值映射配置弹窗（候选值 + 人工配对）</w:t>
-      </w:r>
-    </w:p>
-    <w:p>
-      <w:r>
-        <w:t>每行还可选「精确匹配 / 智能匹配」、权重、冲突阻断（勾选后该字段得分为 0 时整行禁止自动通过、转人工，总分保留）。全部完成后点「校验并发布」；每次发布生成新版本，历史任务不受影响。</w:t>
+        <w:t>图 5 值映射配置</w:t>
       </w:r>
     </w:p>
     <w:p>
@@ -354,12 +349,12 @@
         <w:pStyle w:val="Heading1"/>
       </w:pPr>
       <w:r>
-        <w:t>六、发起匹配 STEP1→STEP4</w:t>
+        <w:t>六、发起匹配</w:t>
       </w:r>
     </w:p>
     <w:p>
       <w:r>
-        <w:t>在方案卡片点「选择此方案并上传数据」进入任务向导：STEP1 复核字段映射 → 点「开始匹配」→ STEP2 进度监控（十万行规模属正常）→ STEP3 人工调整 → STEP4 输出结果并下载 Excel。</w:t>
+        <w:t>方案卡片「选择此方案并上传数据」→ STEP1 复核映射 → 「开始匹配」→ STEP2 进度（十万行规模属正常）→ STEP3 人工调整 → STEP4 输出。</w:t>
       </w:r>
     </w:p>
     <w:p>
@@ -375,7 +370,7 @@
               <a:graphicData uri="http://schemas.openxmlformats.org/drawingml/2006/picture">
                 <pic:pic>
                   <pic:nvPicPr>
-                    <pic:cNvPr id="0" name="07-STEP1-任务映射确认.png"/>
+                    <pic:cNvPr id="0" name="08-STEP2-进度监控.png"/>
                     <pic:cNvPicPr/>
                   </pic:nvPicPr>
                   <pic:blipFill>
@@ -403,7 +398,20 @@
         <w:jc w:val="center"/>
       </w:pPr>
       <w:r>
-        <w:t>图 7 STEP1 字段映射确认</w:t>
+        <w:t>图 8 STEP2 进度</w:t>
+      </w:r>
+    </w:p>
+    <w:p>
+      <w:pPr>
+        <w:pStyle w:val="Heading1"/>
+      </w:pPr>
+      <w:r>
+        <w:t>七、人工调整（两种方式）</w:t>
+      </w:r>
+    </w:p>
+    <w:p>
+      <w:r>
+        <w:t>方式 A（界面点选）：五状态标签（全部/已自动匹配/待人工匹配/已人工匹配/未匹配）+ 每行 Top1~Top5 候选卡片，直接点选确认或「均不匹配」；筛选与翻页全部在服务器端。</w:t>
       </w:r>
     </w:p>
     <w:p>
@@ -419,7 +427,7 @@
               <a:graphicData uri="http://schemas.openxmlformats.org/drawingml/2006/picture">
                 <pic:pic>
                   <pic:nvPicPr>
-                    <pic:cNvPr id="0" name="08-STEP2-进度监控.png"/>
+                    <pic:cNvPr id="0" name="09-STEP3-复核-状态标签与Top5.png"/>
                     <pic:cNvPicPr/>
                   </pic:nvPicPr>
                   <pic:blipFill>
@@ -447,20 +455,7 @@
         <w:jc w:val="center"/>
       </w:pPr>
       <w:r>
-        <w:t>图 8 STEP2 实时进度</w:t>
-      </w:r>
-    </w:p>
-    <w:p>
-      <w:pPr>
-        <w:pStyle w:val="Heading1"/>
-      </w:pPr>
-      <w:r>
-        <w:t>七、人工调整（复核）</w:t>
-      </w:r>
-    </w:p>
-    <w:p>
-      <w:r>
-        <w:t>五种状态标签一目了然：全部 / 已自动匹配 / 待人工匹配 / 已人工匹配 / 未匹配。每行横向展示 Top1~Top5 候选卡片，可直接选 Top2、Top3 或「均不匹配」并确认；关键字段冲突的行标注「关键字段不一致」，值映射缺失处提示「值映射未配置」。筛选与翻页全部在服务器端完成，十万行不卡浏览器。</w:t>
+        <w:t>图 9 复核页</w:t>
       </w:r>
     </w:p>
     <w:p>
@@ -476,7 +471,7 @@
               <a:graphicData uri="http://schemas.openxmlformats.org/drawingml/2006/picture">
                 <pic:pic>
                   <pic:nvPicPr>
-                    <pic:cNvPr id="0" name="09-STEP3-复核-状态标签与Top5.png"/>
+                    <pic:cNvPr id="0" name="10-复核-未匹配筛选.png"/>
                     <pic:cNvPicPr/>
                   </pic:nvPicPr>
                   <pic:blipFill>
@@ -504,7 +499,7 @@
         <w:jc w:val="center"/>
       </w:pPr>
       <w:r>
-        <w:t>图 9 STEP3 复核：状态标签与 Top5 候选卡片</w:t>
+        <w:t>图 10 未匹配筛选</w:t>
       </w:r>
     </w:p>
     <w:p>
@@ -520,7 +515,7 @@
               <a:graphicData uri="http://schemas.openxmlformats.org/drawingml/2006/picture">
                 <pic:pic>
                   <pic:nvPicPr>
-                    <pic:cNvPr id="0" name="10-复核-未匹配筛选.png"/>
+                    <pic:cNvPr id="0" name="11-复核-人工选择确认.png"/>
                     <pic:cNvPicPr/>
                   </pic:nvPicPr>
                   <pic:blipFill>
@@ -548,7 +543,12 @@
         <w:jc w:val="center"/>
       </w:pPr>
       <w:r>
-        <w:t>图 10 按「未匹配」筛选</w:t>
+        <w:t>图 11 点选确认</w:t>
+      </w:r>
+    </w:p>
+    <w:p>
+      <w:r>
+        <w:t>方式 B（Excel 批量，推荐给需要离线核对的场景）：点「下载人工匹配 Excel」得到待处理清单（含每行 5 个候选与相似度）→ 只在「人工选择」列填写 候选1~候选5 之一 或 均不匹配（工作表内附填写指引，空白行忽略）→ 点「上传人工匹配结果」一次回填全部行。</w:t>
       </w:r>
     </w:p>
     <w:p>
@@ -564,7 +564,7 @@
               <a:graphicData uri="http://schemas.openxmlformats.org/drawingml/2006/picture">
                 <pic:pic>
                   <pic:nvPicPr>
-                    <pic:cNvPr id="0" name="11-复核-人工选择确认.png"/>
+                    <pic:cNvPr id="0" name="17-复核-人工匹配导入导出按钮.png"/>
                     <pic:cNvPicPr/>
                   </pic:nvPicPr>
                   <pic:blipFill>
@@ -592,20 +592,7 @@
         <w:jc w:val="center"/>
       </w:pPr>
       <w:r>
-        <w:t>图 11 人工确认选择</w:t>
-      </w:r>
-    </w:p>
-    <w:p>
-      <w:pPr>
-        <w:pStyle w:val="Heading1"/>
-      </w:pPr>
-      <w:r>
-        <w:t>八、输出结果与历史追溯</w:t>
-      </w:r>
-    </w:p>
-    <w:p>
-      <w:r>
-        <w:t>STEP4 展示结果摘要，提供：下载结果 Excel（五工作表标准版式）、下载原始文件（SAP 源与每份集团文件；组合方案可分别下载各子方案实际使用的集团文件）。历史任务随时在「匹配任务」列表打开，输入文件与结果文件均可重新下载。</w:t>
+        <w:t>图 12 下载/上传人工匹配 Excel</w:t>
       </w:r>
     </w:p>
     <w:p>
@@ -621,7 +608,7 @@
               <a:graphicData uri="http://schemas.openxmlformats.org/drawingml/2006/picture">
                 <pic:pic>
                   <pic:nvPicPr>
-                    <pic:cNvPr id="0" name="12-STEP4-输出结果.png"/>
+                    <pic:cNvPr id="0" name="18-复核-人工匹配导入反馈.png"/>
                     <pic:cNvPicPr/>
                   </pic:nvPicPr>
                   <pic:blipFill>
@@ -649,7 +636,20 @@
         <w:jc w:val="center"/>
       </w:pPr>
       <w:r>
-        <w:t>图 12 STEP4 输出结果页</w:t>
+        <w:t>图 13 导入结果反馈（成功/跳过/冲突计数）</w:t>
+      </w:r>
+    </w:p>
+    <w:p>
+      <w:pPr>
+        <w:pStyle w:val="Heading1"/>
+      </w:pPr>
+      <w:r>
+        <w:t>八、输出与追溯</w:t>
+      </w:r>
+    </w:p>
+    <w:p>
+      <w:r>
+        <w:t>定稿后在第四步下载结果 Excel（五工作表：匹配摘要/最终匹配结果/Top5候选/人工操作记录/未匹配清单）及原始文件（组合方案可分别下载 SAP 源与每份集团文件）。定稿后再补充人工确认/导入，再次定稿会自动生成新的结果版本并替换下载文件（历史结果版本留档可查）。</w:t>
       </w:r>
     </w:p>
     <w:p>
@@ -665,7 +665,7 @@
               <a:graphicData uri="http://schemas.openxmlformats.org/drawingml/2006/picture">
                 <pic:pic>
                   <pic:nvPicPr>
-                    <pic:cNvPr id="0" name="14-历史任务列表.png"/>
+                    <pic:cNvPr id="0" name="12-STEP4-输出结果.png"/>
                     <pic:cNvPicPr/>
                   </pic:nvPicPr>
                   <pic:blipFill>
@@ -693,20 +693,7 @@
         <w:jc w:val="center"/>
       </w:pPr>
       <w:r>
-        <w:t>图 13 历史任务</w:t>
-      </w:r>
-    </w:p>
-    <w:p>
-      <w:pPr>
-        <w:pStyle w:val="Heading1"/>
-      </w:pPr>
-      <w:r>
-        <w:t>九、数据维护与磁盘清理</w:t>
-      </w:r>
-    </w:p>
-    <w:p>
-      <w:r>
-        <w:t>上传文件自动去重：内容(SHA-256)与字节数完全相同的文件只保存一份，重复上传直接引用原文件，不占额外空间。介质目录附清理工具：root 运行 ./clean.sh 预演、./clean.sh --apply 回收（孤立文件移入 .trash、过期临时分块删除、备份保留最近 7 份）。定时备份：./bk.sh enable [HH:MM]。</w:t>
+        <w:t>图 14 STEP4</w:t>
       </w:r>
     </w:p>
     <w:p>
@@ -722,7 +709,7 @@
               <a:graphicData uri="http://schemas.openxmlformats.org/drawingml/2006/picture">
                 <pic:pic>
                   <pic:nvPicPr>
-                    <pic:cNvPr id="0" name="15-系统设置.png"/>
+                    <pic:cNvPr id="0" name="14-历史任务列表.png"/>
                     <pic:cNvPicPr/>
                   </pic:nvPicPr>
                   <pic:blipFill>
@@ -750,7 +737,64 @@
         <w:jc w:val="center"/>
       </w:pPr>
       <w:r>
-        <w:t>图 14 系统设置</w:t>
+        <w:t>图 15 历史任务</w:t>
+      </w:r>
+    </w:p>
+    <w:p>
+      <w:pPr>
+        <w:pStyle w:val="Heading1"/>
+      </w:pPr>
+      <w:r>
+        <w:t>九、数据维护</w:t>
+      </w:r>
+    </w:p>
+    <w:p>
+      <w:r>
+        <w:t>上传自动去重（内容 SHA-256+大小相同只存一份）；介质 ./clean.sh 预演、--apply 回收孤立文件与过期临时件（移入 .trash，不物理删除）；备份 ./bk.sh enable [HH:MM]；图文版测试报告见介质 test.docx。</w:t>
+      </w:r>
+    </w:p>
+    <w:p>
+      <w:r>
+        <w:drawing>
+          <wp:inline xmlns:a="http://schemas.openxmlformats.org/drawingml/2006/main" xmlns:pic="http://schemas.openxmlformats.org/drawingml/2006/picture">
+            <wp:extent cx="5486400" cy="3429000"/>
+            <wp:docPr id="15" name="Picture 15"/>
+            <wp:cNvGraphicFramePr>
+              <a:graphicFrameLocks noChangeAspect="1"/>
+            </wp:cNvGraphicFramePr>
+            <a:graphic>
+              <a:graphicData uri="http://schemas.openxmlformats.org/drawingml/2006/picture">
+                <pic:pic>
+                  <pic:nvPicPr>
+                    <pic:cNvPr id="0" name="15-系统设置.png"/>
+                    <pic:cNvPicPr/>
+                  </pic:nvPicPr>
+                  <pic:blipFill>
+                    <a:blip r:embed="rId23"/>
+                    <a:stretch>
+                      <a:fillRect/>
+                    </a:stretch>
+                  </pic:blipFill>
+                  <pic:spPr>
+                    <a:xfrm>
+                      <a:off x="0" y="0"/>
+                      <a:ext cx="5486400" cy="3429000"/>
+                    </a:xfrm>
+                    <a:prstGeom prst="rect"/>
+                  </pic:spPr>
+                </pic:pic>
+              </a:graphicData>
+            </a:graphic>
+          </wp:inline>
+        </w:drawing>
+      </w:r>
+    </w:p>
+    <w:p>
+      <w:pPr>
+        <w:jc w:val="center"/>
+      </w:pPr>
+      <w:r>
+        <w:t>图 16 系统设置</w:t>
       </w:r>
     </w:p>
     <w:sectPr>
